--- a/document_templates/russian_library/Исковые_заявления/Процессуальные_документы/шаблон_Исковое_заявление_в_суд_общей_юрисдикции.docx
+++ b/document_templates/russian_library/Исковые_заявления/Процессуальные_документы/шаблон_Исковое_заявление_в_суд_общей_юрисдикции.docx
@@ -26,7 +26,7 @@
           <w:sz w:val="24"/>
           <w:szCs w:val="24"/>
         </w:rPr>
-        <w:t xml:space="preserve">{{ w_t_w_r_w_r_w_rpr_w_rfonts_w_ascii_times_new_roman_w_hansi_times_new_roman_w_cs_times_new_roman_w_sz_w_val_24_w_szcs_w_val_24_w_lang_w_val_en_us_w_rpr_w_t_court_w_t_w_r_w_r_w_rsidrpr_004e62c3_w_rpr_w_rfonts_w_ascii_times_new_roman_w_hansi_times_new_roman_w_cs_times_new_roman_w_sz_w_val_24_w_szcs_w_val_24_w_rpr_w_t_xml_space_preserve_w_t_w_r_w_r_w_rpr_w_rfonts_w_ascii_times_new_roman_w_hansi_times_new_roman_w_cs_times_new_roman_w_sz_w_val_24_w_szcs_w_val_24_w_lang_w_val_en_us_w_rpr_w_t_name_w_t_w_r_w_r_w_rsidrpr_004e62c3_w_rpr_w_rfonts_w_ascii_times_new_roman_w_hansi_times_new_roman_w_cs_times_new_roman_w_sz_w_val_24_w_szcs_w_val_24_w_rpr_w_t_xml_space_preserve }}</w:t>
+        <w:t xml:space="preserve">{{ court_name }}</w:t>
       </w:r>
     </w:p>
     <w:p>
@@ -45,7 +45,7 @@
           <w:sz w:val="24"/>
           <w:szCs w:val="24"/>
         </w:rPr>
-        <w:t xml:space="preserve">{{ w_t_w_r_w_r_w_rpr_w_rfonts_w_ascii_times_new_roman_w_hansi_times_new_roman_w_cs_times_new_roman_w_sz_w_val_24_w_szcs_w_val_24_w_lang_w_val_en_us_w_rpr_w_t_court_w_t_w_r_w_r_w_rsidrpr_004e62c3_w_rpr_w_rfonts_w_ascii_times_new_roman_w_hansi_times_new_roman_w_cs_times_new_roman_w_sz_w_val_24_w_szcs_w_val_24_w_rpr_w_t_xml_space_preserve_w_t_w_r_w_r_w_rpr_w_rfonts_w_ascii_times_new_roman_w_hansi_times_new_roman_w_cs_times_new_roman_w_sz_w_val_24_w_szcs_w_val_24_w_lang_w_val_en_us_w_rpr_w_t_address_w_t_w_r_w_r_w_rsidrpr_004e62c3_w_rpr_w_rfonts_w_ascii_times_new_roman_w_hansi_times_new_roman_w_cs_times_new_roman_w_sz_w_val_24_w_szcs_w_val_24_w_rpr_w_t_xml_space_preserve }}</w:t>
+        <w:t xml:space="preserve">{{ court_address }}</w:t>
       </w:r>
     </w:p>
     <w:p>
@@ -72,7 +72,7 @@
           <w:sz w:val="24"/>
           <w:szCs w:val="24"/>
         </w:rPr>
-        <w:t xml:space="preserve">{{ w_t_w_r_w_r_w_rsidr_004e62c3_w_rpr_w_rfonts_w_ascii_times_new_roman_w_hansi_times_new_roman_w_cs_times_new_roman_w_sz_w_val_24_w_szcs_w_val_24_w_lang_w_val_en_us_w_rpr_w_t_plaintiff_w_t_w_r_w_r_w_rsidr_004e62c3_w_rsidrpr_004e62c3_w_rpr_w_rfonts_w_ascii_times_new_roman_w_hansi_times_new_roman_w_cs_times_new_roman_w_sz_w_val_24_w_szcs_w_val_24_w_rpr_w_t_xml_space_preserve }} {{ w_t_w_r_w_r_w_rsidr_004e62c3_w_rpr_w_rfonts_w_ascii_times_new_roman_w_hansi_times_new_roman_w_cs_times_new_roman_w_sz_w_val_24_w_szcs_w_val_24_w_lang_w_val_en_us_w_rpr_w_t_plaintiff_w_t_w_r_w_r_w_rsidr_004e62c3_w_rsidrpr_004e62c3_w_rpr_w_rfonts_w_ascii_times_new_roman_w_hansi_times_new_roman_w_cs_times_new_roman_w_sz_w_val_24_w_szcs_w_val_24_w_rpr_w_t_xml_space_preserve_w_t_w_r_w_r_w_rsidr_004e62c3_w_rpr_w_rfonts_w_ascii_times_new_roman_w_hansi_times_new_roman_w_cs_times_new_roman_w_sz_w_val_24_w_szcs_w_val_24_w_lang_w_val_en_us_w_rpr_w_t_id_w_t_w_r_w_r_w_rsidr_004e62c3_w_rsidrpr_004e62c3_w_rpr_w_rfonts_w_ascii_times_new_roman_w_hansi_times_new_roman_w_cs_times_new_roman_w_sz_w_val_24_w_szcs_w_val_24_w_rpr_w_t_xml_space_preserve }}</w:t>
+        <w:t xml:space="preserve">{{ plaintiff }} {{ plaintiff_id }}</w:t>
       </w:r>
     </w:p>
     <w:p>
@@ -99,7 +99,7 @@
           <w:sz w:val="24"/>
           <w:szCs w:val="24"/>
         </w:rPr>
-        <w:t xml:space="preserve">{{ w_t_w_r_w_r_w_rsidr_004e62c3_w_rpr_w_rfonts_w_ascii_times_new_roman_w_hansi_times_new_roman_w_cs_times_new_roman_w_sz_w_val_24_w_szcs_w_val_24_w_lang_w_val_en_us_w_rpr_w_t_defendant_w_t_w_r_w_r_w_rsidr_004e62c3_w_rsidrpr_004e62c3_w_rpr_w_rfonts_w_ascii_times_new_roman_w_hansi_times_new_roman_w_cs_times_new_roman_w_sz_w_val_24_w_szcs_w_val_24_w_rpr_w_t_xml_space_preserve }}</w:t>
+        <w:t xml:space="preserve">{{ defendant }}</w:t>
       </w:r>
     </w:p>
     <w:p>
@@ -154,7 +154,7 @@
           <w:szCs w:val="24"/>
           <w:lang w:val="en-US"/>
         </w:rPr>
-        <w:t xml:space="preserve"> {{ w_t_w_r_w_r_w_rsidr_004e62c3_w_rpr_w_rfonts_w_ascii_times_new_roman_w_hansi_times_new_roman_w_cs_times_new_roman_w_sz_w_val_24_w_szcs_w_val_24_w_lang_w_val_en_us_w_rpr_w_t_defendant_registration_address }}</w:t>
+        <w:t xml:space="preserve"> {{ defendant_registration_address }}</w:t>
       </w:r>
     </w:p>
     <w:p>
@@ -198,7 +198,7 @@
           <w:sz w:val="24"/>
           <w:szCs w:val="24"/>
         </w:rPr>
-        <w:t xml:space="preserve">{{ w_t_w_r_w_prooferr_w_type_spellstart_w_r_w_rsidr_004e62c3_w_rpr_w_rfonts_w_ascii_times_new_roman_w_hansi_times_new_roman_w_cs_times_new_roman_w_sz_w_val_24_w_szcs_w_val_24_w_lang_w_val_en_us_w_rpr_w_t_patry_w_t_w_r_w_prooferr_w_type_spellend_w_r_w_rsidr_004e62c3_w_rsidrpr_004e62c3_w_rpr_w_rfonts_w_ascii_times_new_roman_w_hansi_times_new_roman_w_cs_times_new_roman_w_sz_w_val_24_w_szcs_w_val_24_w_rpr_w_t_xml_space_preserve_1 }}</w:t>
+        <w:t xml:space="preserve">{{ patry }}</w:t>
       </w:r>
       <w:r>
         <w:rPr>
@@ -214,7 +214,7 @@
           <w:sz w:val="24"/>
           <w:szCs w:val="24"/>
         </w:rPr>
-        <w:t xml:space="preserve">{{ w_t_w_r_w_r_w_rsidr_004e62c3_w_rpr_w_rfonts_w_ascii_times_new_roman_w_hansi_times_new_roman_w_cs_times_new_roman_w_sz_w_val_24_w_szcs_w_val_24_w_lang_w_val_en_us_w_rpr_w_t_party_w_t_w_r_w_r_w_rsidr_004e62c3_w_rsidrpr_004e62c3_w_rpr_w_rfonts_w_ascii_times_new_roman_w_hansi_times_new_roman_w_cs_times_new_roman_w_sz_w_val_24_w_szcs_w_val_24_w_rpr_w_t_xml_space_preserve_2 }}</w:t>
+        <w:t xml:space="preserve">{{ party }}</w:t>
       </w:r>
       <w:r>
         <w:rPr>
@@ -230,7 +230,7 @@
           <w:sz w:val="24"/>
           <w:szCs w:val="24"/>
         </w:rPr>
-        <w:t xml:space="preserve"> {{ w_t_w_r_w_r_w_rsidr_004e62c3_w_rpr_w_rfonts_w_ascii_times_new_roman_w_hansi_times_new_roman_w_cs_times_new_roman_w_sz_w_val_24_w_szcs_w_val_24_w_lang_w_val_en_us_w_rpr_w_t_contract_w_t_w_r_w_r_w_rsidr_004e62c3_w_rsidrpr_004e62c3_w_rpr_w_rfonts_w_ascii_times_new_roman_w_hansi_times_new_roman_w_cs_times_new_roman_w_sz_w_val_24_w_szcs_w_val_24_w_rpr_w_t_xml_space_preserve_w_t_w_r_w_r_w_rsidr_004e62c3_w_rpr_w_rfonts_w_ascii_times_new_roman_w_hansi_times_new_roman_w_cs_times_new_roman_w_sz_w_val_24_w_szcs_w_val_24_w_lang_w_val_en_us_w_rpr_w_t_type_w_t_w_r_w_r_w_rsidr_004e62c3_w_rsidrpr_004e62c3_w_rpr_w_rfonts_w_ascii_times_new_roman_w_hansi_times_new_roman_w_cs_times_new_roman_w_sz_w_val_24_w_szcs_w_val_24_w_rpr_w_t_xml_space_preserve }}</w:t>
+        <w:t xml:space="preserve"> {{ contract_type }}</w:t>
       </w:r>
       <w:r>
         <w:rPr>
@@ -246,7 +246,7 @@
           <w:sz w:val="24"/>
           <w:szCs w:val="24"/>
         </w:rPr>
-        <w:t xml:space="preserve">{{ w_t_w_r_w_r_w_rsidr_004e62c3_w_rpr_w_rfonts_w_ascii_times_new_roman_w_hansi_times_new_roman_w_cs_times_new_roman_w_sz_w_val_24_w_szcs_w_val_24_w_lang_w_val_en_us_w_rpr_w_t_contract_w_t_w_r_w_r_w_rsidr_004e62c3_w_rsidrpr_004e62c3_w_rpr_w_rfonts_w_ascii_times_new_roman_w_hansi_times_new_roman_w_cs_times_new_roman_w_sz_w_val_24_w_szcs_w_val_24_w_rpr_w_t_xml_space_preserve_w_t_w_r_w_r_w_rsidr_004e62c3_w_rpr_w_rfonts_w_ascii_times_new_roman_w_hansi_times_new_roman_w_cs_times_new_roman_w_sz_w_val_24_w_szcs_w_val_24_w_lang_w_val_en_us_w_rpr_w_t_number_w_t_w_r_w_r_w_rsidr_004e62c3_w_rsidrpr_004e62c3_w_rpr_w_rfonts_w_ascii_times_new_roman_w_hansi_times_new_roman_w_cs_times_new_roman_w_sz_w_val_24_w_szcs_w_val_24_w_rpr_w_t_xml_space_preserve }}</w:t>
+        <w:t xml:space="preserve">{{ contract_number }}</w:t>
       </w:r>
       <w:r>
         <w:rPr>
@@ -262,7 +262,7 @@
           <w:sz w:val="24"/>
           <w:szCs w:val="24"/>
         </w:rPr>
-        <w:t xml:space="preserve">{{ w_t_w_r_w_r_w_rsidr_004e62c3_w_rpr_w_rfonts_w_ascii_times_new_roman_w_hansi_times_new_roman_w_cs_times_new_roman_w_sz_w_val_24_w_szcs_w_val_24_w_lang_w_val_en_us_w_rpr_w_t_contract_w_t_w_r_w_r_w_rsidr_004e62c3_w_rsidrpr_004e62c3_w_rpr_w_rfonts_w_ascii_times_new_roman_w_hansi_times_new_roman_w_cs_times_new_roman_w_sz_w_val_24_w_szcs_w_val_24_w_rpr_w_t_xml_space_preserve_w_t_w_r_w_r_w_rsidr_004e62c3_w_rpr_w_rfonts_w_ascii_times_new_roman_w_hansi_times_new_roman_w_cs_times_new_roman_w_sz_w_val_24_w_szcs_w_val_24_w_lang_w_val_en_us_w_rpr_w_t_date_w_t_w_r_w_r_w_rsidr_004e62c3_w_rsidrpr_004e62c3_w_rpr_w_rfonts_w_ascii_times_new_roman_w_hansi_times_new_roman_w_cs_times_new_roman_w_sz_w_val_24_w_szcs_w_val_24_w_rpr_w_t_xml_space_preserve }}</w:t>
+        <w:t xml:space="preserve">{{ contract_date }}</w:t>
       </w:r>
       <w:r>
         <w:rPr>
@@ -278,7 +278,7 @@
           <w:sz w:val="24"/>
           <w:szCs w:val="24"/>
         </w:rPr>
-        <w:t xml:space="preserve"> {{ w_t_w_r_w_r_w_rsidr_004e62c3_w_rpr_w_rfonts_w_ascii_times_new_roman_w_hansi_times_new_roman_w_cs_times_new_roman_w_sz_w_val_24_w_szcs_w_val_24_w_lang_w_val_en_us_w_rpr_w_t_plaintiff_w_t_w_r_w_r_w_rsidr_004e62c3_w_rsidrpr_004e62c3_w_rpr_w_rfonts_w_ascii_times_new_roman_w_hansi_times_new_roman_w_cs_times_new_roman_w_sz_w_val_24_w_szcs_w_val_24_w_rpr_w_t_xml_space_preserve_w_t_w_r_w_r_w_rsidr_004e62c3_w_rpr_w_rfonts_w_ascii_times_new_roman_w_hansi_times_new_roman_w_cs_times_new_roman_w_sz_w_val_24_w_szcs_w_val_24_w_lang_w_val_en_us_w_rpr_w_t_role_w_t_w_r_w_r_w_rsidr_004e62c3_w_rsidrpr_004e62c3_w_rpr_w_rfonts_w_ascii_times_new_roman_w_hansi_times_new_roman_w_cs_times_new_roman_w_sz_w_val_24_w_szcs_w_val_24_w_rpr_w_t_xml_space_preserve }}</w:t>
+        <w:t xml:space="preserve"> {{ plaintiff_role }}</w:t>
       </w:r>
       <w:r>
         <w:rPr>
@@ -294,7 +294,7 @@
           <w:sz w:val="24"/>
           <w:szCs w:val="24"/>
         </w:rPr>
-        <w:t xml:space="preserve">{{ w_t_w_r_w_r_w_rsidr_004e62c3_w_rpr_w_rfonts_w_ascii_times_new_roman_w_hansi_times_new_roman_w_cs_times_new_roman_w_sz_w_val_24_w_szcs_w_val_24_w_lang_w_val_en_us_w_rpr_w_t_defendant_w_t_w_r_w_r_w_rsidr_004e62c3_w_rsidrpr_004e62c3_w_rpr_w_rfonts_w_ascii_times_new_roman_w_hansi_times_new_roman_w_cs_times_new_roman_w_sz_w_val_24_w_szcs_w_val_24_w_rpr_w_t_xml_space_preserve_w_t_w_r_w_r_w_rsidr_004e62c3_w_rpr_w_rfonts_w_ascii_times_new_roman_w_hansi_times_new_roman_w_cs_times_new_roman_w_sz_w_val_24_w_szcs_w_val_24_w_lang_w_val_en_us_w_rpr_w_t_role_w_t_w_r_w_r_w_rsidr_004e62c3_w_rsidrpr_004e62c3_w_rpr_w_rfonts_w_ascii_times_new_roman_w_hansi_times_new_roman_w_cs_times_new_roman_w_sz_w_val_24_w_szcs_w_val_24_w_rpr_w_t_xml_space_preserve }}</w:t>
+        <w:t xml:space="preserve">{{ defendant_role }}</w:t>
       </w:r>
       <w:r>
         <w:rPr>
@@ -310,7 +310,7 @@
           <w:sz w:val="24"/>
           <w:szCs w:val="24"/>
         </w:rPr>
-        <w:t xml:space="preserve">{{ w_t_w_r_w_r_w_rsidr_004e62c3_w_rpr_w_rfonts_w_ascii_times_new_roman_w_hansi_times_new_roman_w_cs_times_new_roman_w_sz_w_val_24_w_szcs_w_val_24_w_lang_w_val_en_us_w_rpr_w_t_plaintiff_w_t_w_r_w_r_w_rsidr_004e62c3_w_rsidrpr_004e62c3_w_rpr_w_rfonts_w_ascii_times_new_roman_w_hansi_times_new_roman_w_cs_times_new_roman_w_sz_w_val_24_w_szcs_w_val_24_w_rpr_w_t_xml_space_preserve_w_t_w_r_w_r_w_rsidr_004e62c3_w_rpr_w_rfonts_w_ascii_times_new_roman_w_hansi_times_new_roman_w_cs_times_new_roman_w_sz_w_val_24_w_szcs_w_val_24_w_lang_w_val_en_us_w_rpr_w_t_obligations_w_t_w_r_w_r_w_rsidr_004e62c3_w_rsidrpr_004e62c3_w_rpr_w_rfonts_w_ascii_times_new_roman_w_hansi_times_new_roman_w_cs_times_new_roman_w_sz_w_val_24_w_szcs_w_val_24_w_rpr_w_t_xml_space_preserve }},</w:t>
+        <w:t xml:space="preserve">{{ plaintiff_obligations }},</w:t>
       </w:r>
       <w:r>
         <w:rPr>
@@ -326,7 +326,7 @@
           <w:sz w:val="24"/>
           <w:szCs w:val="24"/>
         </w:rPr>
-        <w:t xml:space="preserve">{{ w_t_w_r_w_r_w_rsidr_004e62c3_w_rpr_w_rfonts_w_ascii_times_new_roman_w_hansi_times_new_roman_w_cs_times_new_roman_w_sz_w_val_24_w_szcs_w_val_24_w_lang_w_val_en_us_w_rpr_w_t_defendant_w_t_w_r_w_r_w_rsidr_004e62c3_w_rsidrpr_004e62c3_w_rpr_w_rfonts_w_ascii_times_new_roman_w_hansi_times_new_roman_w_cs_times_new_roman_w_sz_w_val_24_w_szcs_w_val_24_w_rpr_w_t_xml_space_preserve_w_t_w_r_w_r_w_rsidr_004e62c3_w_rpr_w_rfonts_w_ascii_times_new_roman_w_hansi_times_new_roman_w_cs_times_new_roman_w_sz_w_val_24_w_szcs_w_val_24_w_lang_w_val_en_us_w_rpr_w_t_obligations_w_t_w_r_w_r_w_rsidr_004e62c3_w_rsidrpr_004e62c3_w_rpr_w_rfonts_w_ascii_times_new_roman_w_hansi_times_new_roman_w_cs_times_new_roman_w_sz_w_val_24_w_szcs_w_val_24_w_rpr_w_t_xml_space_preserve }}</w:t>
+        <w:t xml:space="preserve">{{ defendant_obligations }}</w:t>
       </w:r>
       <w:r>
         <w:rPr>
@@ -342,7 +342,7 @@
           <w:sz w:val="24"/>
           <w:szCs w:val="24"/>
         </w:rPr>
-        <w:t xml:space="preserve">{{ w_t_w_r_w_r_w_rsidr_004e62c3_w_rpr_w_rfonts_w_ascii_times_new_roman_w_hansi_times_new_roman_w_cs_times_new_roman_w_sz_w_val_24_w_szcs_w_val_24_w_lang_w_val_en_us_w_rpr_w_t_payment_w_t_w_r_w_r_w_rsidr_004e62c3_w_rsidrpr_004e62c3_w_rpr_w_rfonts_w_ascii_times_new_roman_w_hansi_times_new_roman_w_cs_times_new_roman_w_sz_w_val_24_w_szcs_w_val_24_w_rpr_w_t_xml_space_preserve_w_t_w_r_w_r_w_rsidr_004e62c3_w_rpr_w_rfonts_w_ascii_times_new_roman_w_hansi_times_new_roman_w_cs_times_new_roman_w_sz_w_val_24_w_szcs_w_val_24_w_lang_w_val_en_us_w_rpr_w_t_amount_w_t_w_r_w_r_w_rsidr_004e62c3_w_rsidrpr_004e62c3_w_rpr_w_rfonts_w_ascii_times_new_roman_w_hansi_times_new_roman_w_cs_times_new_roman_w_sz_w_val_24_w_szcs_w_val_24_w_rpr_w_t_xml_space_preserve }}</w:t>
+        <w:t xml:space="preserve">{{ payment_amount }}</w:t>
       </w:r>
       <w:r>
         <w:rPr>
@@ -405,7 +405,7 @@
           <w:sz w:val="24"/>
           <w:szCs w:val="24"/>
         </w:rPr>
-        <w:t>{{ w_t_w_r_w_r_w_rpr_w_rfonts_w_ascii_times_new_roman_w_hansi_times_new_roman_w_cs_times_new_roman_w_sz_w_val_24_w_szcs_w_val_24_w_lang_w_val_en_us_w_rpr_w_t_xml_space_preserve_claims_list }}</w:t>
+        <w:t>{{ claims_list }}</w:t>
       </w:r>
     </w:p>
     <w:p>
@@ -417,7 +417,6 @@
           <w:szCs w:val="24"/>
         </w:rPr>
       </w:pPr>
-      <w:proofErr w:type="gramStart"/>
       <w:r>
         <w:rPr>
           <w:rFonts w:ascii="Times New Roman" w:hAnsi="Times New Roman" w:cs="Times New Roman"/>
@@ -425,7 +424,7 @@
           <w:szCs w:val="24"/>
           <w:lang w:val="en-US"/>
         </w:rPr>
-        <w:t>{{ plaintiff_w_t_w_r_w_prooferr_w_type_gramend_w_r_w_rpr_w_rfonts_w_ascii_times_new_roman_w_hansi_times_new_roman_w_cs_times_new_roman_w_sz_w_val_24_w_szcs_w_val_24_w_lang_w_val_en_us_w_rpr_w_t_xml_space_preserve }}</w:t>
+        <w:t>{{ plaintiff }}</w:t>
       </w:r>
       <w:r>
         <w:rPr>
